--- a/Лабораторна робота 8.docx
+++ b/Лабораторна робота 8.docx
@@ -817,16 +817,7 @@
           <w:sz w:val="28"/>
           <w:szCs w:val="28"/>
         </w:rPr>
-        <w:t>Можливість</w:t>
-      </w:r>
-      <w:r>
-        <w:rPr>
-          <w:rFonts w:ascii="Times New Roman" w:hAnsi="Times New Roman" w:cs="Times New Roman"/>
-          <w:bCs/>
-          <w:sz w:val="28"/>
-          <w:szCs w:val="28"/>
-        </w:rPr>
-        <w:t xml:space="preserve"> видаляти категорію</w:t>
+        <w:t>Можливість видаляти категорію</w:t>
       </w:r>
     </w:p>
     <w:p>
@@ -853,16 +844,7 @@
           <w:sz w:val="28"/>
           <w:szCs w:val="28"/>
         </w:rPr>
-        <w:t>Можливість</w:t>
-      </w:r>
-      <w:r>
-        <w:rPr>
-          <w:rFonts w:ascii="Times New Roman" w:hAnsi="Times New Roman" w:cs="Times New Roman"/>
-          <w:bCs/>
-          <w:sz w:val="28"/>
-          <w:szCs w:val="28"/>
-        </w:rPr>
-        <w:t xml:space="preserve"> змінити категорію</w:t>
+        <w:t>Можливість змінити категорію</w:t>
       </w:r>
     </w:p>
     <w:p>
@@ -889,16 +871,7 @@
           <w:sz w:val="28"/>
           <w:szCs w:val="28"/>
         </w:rPr>
-        <w:t>Можливість</w:t>
-      </w:r>
-      <w:r>
-        <w:rPr>
-          <w:rFonts w:ascii="Times New Roman" w:hAnsi="Times New Roman" w:cs="Times New Roman"/>
-          <w:bCs/>
-          <w:sz w:val="28"/>
-          <w:szCs w:val="28"/>
-        </w:rPr>
-        <w:t xml:space="preserve"> перегляду категорії</w:t>
+        <w:t>Можливість перегляду категорії</w:t>
       </w:r>
     </w:p>
     <w:p>
@@ -925,16 +898,7 @@
           <w:sz w:val="28"/>
           <w:szCs w:val="28"/>
         </w:rPr>
-        <w:t>Можливість</w:t>
-      </w:r>
-      <w:r>
-        <w:rPr>
-          <w:rFonts w:ascii="Times New Roman" w:hAnsi="Times New Roman" w:cs="Times New Roman"/>
-          <w:bCs/>
-          <w:sz w:val="28"/>
-          <w:szCs w:val="28"/>
-        </w:rPr>
-        <w:t xml:space="preserve"> перегляду всіх категорій</w:t>
+        <w:t>Можливість перегляду всіх категорій</w:t>
       </w:r>
     </w:p>
     <w:p>
@@ -987,16 +951,7 @@
           <w:sz w:val="28"/>
           <w:szCs w:val="28"/>
         </w:rPr>
-        <w:t>Можливість</w:t>
-      </w:r>
-      <w:r>
-        <w:rPr>
-          <w:rFonts w:ascii="Times New Roman" w:hAnsi="Times New Roman" w:cs="Times New Roman"/>
-          <w:bCs/>
-          <w:sz w:val="28"/>
-          <w:szCs w:val="28"/>
-        </w:rPr>
-        <w:t xml:space="preserve"> додавати товар у категорію</w:t>
+        <w:t>Можливість додавати товар у категорію</w:t>
       </w:r>
     </w:p>
     <w:p>
@@ -1023,34 +978,7 @@
           <w:sz w:val="28"/>
           <w:szCs w:val="28"/>
         </w:rPr>
-        <w:t xml:space="preserve">Можливість </w:t>
-      </w:r>
-      <w:r>
-        <w:rPr>
-          <w:rFonts w:ascii="Times New Roman" w:hAnsi="Times New Roman" w:cs="Times New Roman"/>
-          <w:bCs/>
-          <w:sz w:val="28"/>
-          <w:szCs w:val="28"/>
-        </w:rPr>
-        <w:t>видаляти т</w:t>
-      </w:r>
-      <w:r>
-        <w:rPr>
-          <w:rFonts w:ascii="Times New Roman" w:hAnsi="Times New Roman" w:cs="Times New Roman"/>
-          <w:bCs/>
-          <w:sz w:val="28"/>
-          <w:szCs w:val="28"/>
-        </w:rPr>
-        <w:t>овар</w:t>
-      </w:r>
-      <w:r>
-        <w:rPr>
-          <w:rFonts w:ascii="Times New Roman" w:hAnsi="Times New Roman" w:cs="Times New Roman"/>
-          <w:bCs/>
-          <w:sz w:val="28"/>
-          <w:szCs w:val="28"/>
-        </w:rPr>
-        <w:t xml:space="preserve"> з категорії</w:t>
+        <w:t>Можливість видаляти товар з категорії</w:t>
       </w:r>
     </w:p>
     <w:p>
@@ -1104,34 +1032,7 @@
           <w:sz w:val="28"/>
           <w:szCs w:val="28"/>
         </w:rPr>
-        <w:t xml:space="preserve">Можливість </w:t>
-      </w:r>
-      <w:r>
-        <w:rPr>
-          <w:rFonts w:ascii="Times New Roman" w:hAnsi="Times New Roman" w:cs="Times New Roman"/>
-          <w:bCs/>
-          <w:sz w:val="28"/>
-          <w:szCs w:val="28"/>
-        </w:rPr>
-        <w:t xml:space="preserve">змінювати кількість </w:t>
-      </w:r>
-      <w:r>
-        <w:rPr>
-          <w:rFonts w:ascii="Times New Roman" w:hAnsi="Times New Roman" w:cs="Times New Roman"/>
-          <w:bCs/>
-          <w:sz w:val="28"/>
-          <w:szCs w:val="28"/>
-        </w:rPr>
-        <w:t>товар</w:t>
-      </w:r>
-      <w:r>
-        <w:rPr>
-          <w:rFonts w:ascii="Times New Roman" w:hAnsi="Times New Roman" w:cs="Times New Roman"/>
-          <w:bCs/>
-          <w:sz w:val="28"/>
-          <w:szCs w:val="28"/>
-        </w:rPr>
-        <w:t>у на складі</w:t>
+        <w:t>Можливість змінювати кількість товару на складі</w:t>
       </w:r>
     </w:p>
     <w:p>
@@ -1158,34 +1059,7 @@
           <w:sz w:val="28"/>
           <w:szCs w:val="28"/>
         </w:rPr>
-        <w:t xml:space="preserve">Можливість </w:t>
-      </w:r>
-      <w:r>
-        <w:rPr>
-          <w:rFonts w:ascii="Times New Roman" w:hAnsi="Times New Roman" w:cs="Times New Roman"/>
-          <w:bCs/>
-          <w:sz w:val="28"/>
-          <w:szCs w:val="28"/>
-        </w:rPr>
-        <w:t xml:space="preserve">переглянути дані конкретного </w:t>
-      </w:r>
-      <w:r>
-        <w:rPr>
-          <w:rFonts w:ascii="Times New Roman" w:hAnsi="Times New Roman" w:cs="Times New Roman"/>
-          <w:bCs/>
-          <w:sz w:val="28"/>
-          <w:szCs w:val="28"/>
-        </w:rPr>
-        <w:t>товар</w:t>
-      </w:r>
-      <w:r>
-        <w:rPr>
-          <w:rFonts w:ascii="Times New Roman" w:hAnsi="Times New Roman" w:cs="Times New Roman"/>
-          <w:bCs/>
-          <w:sz w:val="28"/>
-          <w:szCs w:val="28"/>
-        </w:rPr>
-        <w:t>у</w:t>
+        <w:t>Можливість переглянути дані конкретного товару</w:t>
       </w:r>
     </w:p>
     <w:p>
@@ -1212,16 +1086,7 @@
           <w:sz w:val="28"/>
           <w:szCs w:val="28"/>
         </w:rPr>
-        <w:t xml:space="preserve">Можливість </w:t>
-      </w:r>
-      <w:r>
-        <w:rPr>
-          <w:rFonts w:ascii="Times New Roman" w:hAnsi="Times New Roman" w:cs="Times New Roman"/>
-          <w:bCs/>
-          <w:sz w:val="28"/>
-          <w:szCs w:val="28"/>
-        </w:rPr>
-        <w:t>переглянути список всіх товарів</w:t>
+        <w:t>Можливість переглянути список всіх товарів</w:t>
       </w:r>
     </w:p>
     <w:p>
@@ -1273,16 +1138,7 @@
           <w:sz w:val="28"/>
           <w:szCs w:val="28"/>
         </w:rPr>
-        <w:t>Можливість відсортувати список по</w:t>
-      </w:r>
-      <w:r>
-        <w:rPr>
-          <w:rFonts w:ascii="Times New Roman" w:hAnsi="Times New Roman" w:cs="Times New Roman"/>
-          <w:bCs/>
-          <w:sz w:val="28"/>
-          <w:szCs w:val="28"/>
-        </w:rPr>
-        <w:t xml:space="preserve"> бренду</w:t>
+        <w:t>Можливість відсортувати список по бренду</w:t>
       </w:r>
     </w:p>
     <w:p>
@@ -1308,16 +1164,7 @@
           <w:sz w:val="28"/>
           <w:szCs w:val="28"/>
         </w:rPr>
-        <w:t>Можливість відсортувати список по</w:t>
-      </w:r>
-      <w:r>
-        <w:rPr>
-          <w:rFonts w:ascii="Times New Roman" w:hAnsi="Times New Roman" w:cs="Times New Roman"/>
-          <w:bCs/>
-          <w:sz w:val="28"/>
-          <w:szCs w:val="28"/>
-        </w:rPr>
-        <w:t xml:space="preserve"> ціні</w:t>
+        <w:t>Можливість відсортувати список по ціні</w:t>
       </w:r>
     </w:p>
     <w:p>
@@ -1397,25 +1244,7 @@
           <w:sz w:val="28"/>
           <w:szCs w:val="28"/>
         </w:rPr>
-        <w:t xml:space="preserve">Можливість </w:t>
-      </w:r>
-      <w:r>
-        <w:rPr>
-          <w:rFonts w:ascii="Times New Roman" w:hAnsi="Times New Roman" w:cs="Times New Roman"/>
-          <w:bCs/>
-          <w:sz w:val="28"/>
-          <w:szCs w:val="28"/>
-        </w:rPr>
-        <w:t xml:space="preserve">видаляти </w:t>
-      </w:r>
-      <w:r>
-        <w:rPr>
-          <w:rFonts w:ascii="Times New Roman" w:hAnsi="Times New Roman" w:cs="Times New Roman"/>
-          <w:bCs/>
-          <w:sz w:val="28"/>
-          <w:szCs w:val="28"/>
-        </w:rPr>
-        <w:t>постачальників</w:t>
+        <w:t>Можливість видаляти постачальників</w:t>
       </w:r>
     </w:p>
     <w:p>
@@ -1442,25 +1271,7 @@
           <w:sz w:val="28"/>
           <w:szCs w:val="28"/>
         </w:rPr>
-        <w:t xml:space="preserve">Можливість </w:t>
-      </w:r>
-      <w:r>
-        <w:rPr>
-          <w:rFonts w:ascii="Times New Roman" w:hAnsi="Times New Roman" w:cs="Times New Roman"/>
-          <w:bCs/>
-          <w:sz w:val="28"/>
-          <w:szCs w:val="28"/>
-        </w:rPr>
-        <w:t xml:space="preserve">змінювати дані </w:t>
-      </w:r>
-      <w:r>
-        <w:rPr>
-          <w:rFonts w:ascii="Times New Roman" w:hAnsi="Times New Roman" w:cs="Times New Roman"/>
-          <w:bCs/>
-          <w:sz w:val="28"/>
-          <w:szCs w:val="28"/>
-        </w:rPr>
-        <w:t>постачальників</w:t>
+        <w:t>Можливість змінювати дані постачальників</w:t>
       </w:r>
     </w:p>
     <w:p>
@@ -1487,34 +1298,7 @@
           <w:sz w:val="28"/>
           <w:szCs w:val="28"/>
         </w:rPr>
-        <w:t xml:space="preserve">Можливість </w:t>
-      </w:r>
-      <w:r>
-        <w:rPr>
-          <w:rFonts w:ascii="Times New Roman" w:hAnsi="Times New Roman" w:cs="Times New Roman"/>
-          <w:bCs/>
-          <w:sz w:val="28"/>
-          <w:szCs w:val="28"/>
-        </w:rPr>
-        <w:t xml:space="preserve">переглянути дані конкретного </w:t>
-      </w:r>
-      <w:r>
-        <w:rPr>
-          <w:rFonts w:ascii="Times New Roman" w:hAnsi="Times New Roman" w:cs="Times New Roman"/>
-          <w:bCs/>
-          <w:sz w:val="28"/>
-          <w:szCs w:val="28"/>
-        </w:rPr>
-        <w:t>постачальник</w:t>
-      </w:r>
-      <w:r>
-        <w:rPr>
-          <w:rFonts w:ascii="Times New Roman" w:hAnsi="Times New Roman" w:cs="Times New Roman"/>
-          <w:bCs/>
-          <w:sz w:val="28"/>
-          <w:szCs w:val="28"/>
-        </w:rPr>
-        <w:t>а</w:t>
+        <w:t>Можливість переглянути дані конкретного постачальника</w:t>
       </w:r>
     </w:p>
     <w:p>
@@ -1541,25 +1325,7 @@
           <w:sz w:val="28"/>
           <w:szCs w:val="28"/>
         </w:rPr>
-        <w:t xml:space="preserve">Можливість </w:t>
-      </w:r>
-      <w:r>
-        <w:rPr>
-          <w:rFonts w:ascii="Times New Roman" w:hAnsi="Times New Roman" w:cs="Times New Roman"/>
-          <w:bCs/>
-          <w:sz w:val="28"/>
-          <w:szCs w:val="28"/>
-        </w:rPr>
-        <w:t xml:space="preserve">переглянути список всіх </w:t>
-      </w:r>
-      <w:r>
-        <w:rPr>
-          <w:rFonts w:ascii="Times New Roman" w:hAnsi="Times New Roman" w:cs="Times New Roman"/>
-          <w:bCs/>
-          <w:sz w:val="28"/>
-          <w:szCs w:val="28"/>
-        </w:rPr>
-        <w:t>постачальників</w:t>
+        <w:t>Можливість переглянути список всіх постачальників</w:t>
       </w:r>
     </w:p>
     <w:p>
@@ -1585,16 +1351,7 @@
           <w:sz w:val="28"/>
           <w:szCs w:val="28"/>
         </w:rPr>
-        <w:t>Можливість відсортувати список по</w:t>
-      </w:r>
-      <w:r>
-        <w:rPr>
-          <w:rFonts w:ascii="Times New Roman" w:hAnsi="Times New Roman" w:cs="Times New Roman"/>
-          <w:bCs/>
-          <w:sz w:val="28"/>
-          <w:szCs w:val="28"/>
-        </w:rPr>
-        <w:t xml:space="preserve"> імені</w:t>
+        <w:t>Можливість відсортувати список по імені</w:t>
       </w:r>
     </w:p>
     <w:p>
@@ -1620,16 +1377,7 @@
           <w:sz w:val="28"/>
           <w:szCs w:val="28"/>
         </w:rPr>
-        <w:t>Можливість відсортувати список по</w:t>
-      </w:r>
-      <w:r>
-        <w:rPr>
-          <w:rFonts w:ascii="Times New Roman" w:hAnsi="Times New Roman" w:cs="Times New Roman"/>
-          <w:bCs/>
-          <w:sz w:val="28"/>
-          <w:szCs w:val="28"/>
-        </w:rPr>
-        <w:t xml:space="preserve"> прізвищу</w:t>
+        <w:t>Можливість відсортувати список по прізвищу</w:t>
       </w:r>
     </w:p>
     <w:p>
@@ -1709,16 +1457,7 @@
           <w:sz w:val="28"/>
           <w:szCs w:val="28"/>
         </w:rPr>
-        <w:t>Можливість пошуку по ключовому слову серед</w:t>
-      </w:r>
-      <w:r>
-        <w:rPr>
-          <w:rFonts w:ascii="Times New Roman" w:hAnsi="Times New Roman" w:cs="Times New Roman"/>
-          <w:bCs/>
-          <w:sz w:val="28"/>
-          <w:szCs w:val="28"/>
-        </w:rPr>
-        <w:t xml:space="preserve"> замовників</w:t>
+        <w:t>Можливість пошуку по ключовому слову серед замовників</w:t>
       </w:r>
     </w:p>
     <w:p>
@@ -1740,9 +1479,110 @@
         <w:ind w:firstLine="567"/>
         <w:jc w:val="both"/>
         <w:rPr>
-          <w:lang w:val="ru-RU"/>
-        </w:rPr>
-      </w:pPr>
+          <w:lang w:val="en-US"/>
+        </w:rPr>
+      </w:pPr>
+    </w:p>
+    <w:p>
+      <w:pPr>
+        <w:spacing w:after="80" w:line="276" w:lineRule="auto"/>
+        <w:ind w:firstLine="567"/>
+        <w:jc w:val="center"/>
+        <w:rPr>
+          <w:rFonts w:ascii="Times New Roman" w:hAnsi="Times New Roman" w:cs="Times New Roman"/>
+          <w:sz w:val="28"/>
+          <w:szCs w:val="28"/>
+        </w:rPr>
+      </w:pPr>
+      <w:r>
+        <w:rPr>
+          <w:rFonts w:ascii="Times New Roman" w:hAnsi="Times New Roman" w:cs="Times New Roman"/>
+          <w:sz w:val="28"/>
+          <w:szCs w:val="28"/>
+        </w:rPr>
+        <w:lastRenderedPageBreak/>
+        <w:t>Діаграма класів</w:t>
+      </w:r>
+    </w:p>
+    <w:p>
+      <w:pPr>
+        <w:spacing w:after="80" w:line="276" w:lineRule="auto"/>
+        <w:ind w:firstLine="567"/>
+        <w:jc w:val="center"/>
+        <w:rPr>
+          <w:rFonts w:ascii="Times New Roman" w:hAnsi="Times New Roman" w:cs="Times New Roman"/>
+          <w:sz w:val="28"/>
+          <w:szCs w:val="28"/>
+        </w:rPr>
+      </w:pPr>
+    </w:p>
+    <w:p>
+      <w:pPr>
+        <w:spacing w:after="80" w:line="276" w:lineRule="auto"/>
+        <w:ind w:left="-851"/>
+        <w:jc w:val="center"/>
+        <w:rPr>
+          <w:rFonts w:ascii="Times New Roman" w:hAnsi="Times New Roman" w:cs="Times New Roman"/>
+          <w:sz w:val="28"/>
+          <w:szCs w:val="28"/>
+        </w:rPr>
+      </w:pPr>
+      <w:r>
+        <w:rPr>
+          <w:rFonts w:ascii="Times New Roman" w:hAnsi="Times New Roman" w:cs="Times New Roman"/>
+          <w:noProof/>
+          <w:sz w:val="28"/>
+          <w:szCs w:val="28"/>
+        </w:rPr>
+        <w:drawing>
+          <wp:inline distT="0" distB="0" distL="0" distR="0" wp14:anchorId="757196AF" wp14:editId="286C49B4">
+            <wp:extent cx="6886418" cy="4466289"/>
+            <wp:effectExtent l="0" t="0" r="0" b="0"/>
+            <wp:docPr id="1" name="Рисунок 1"/>
+            <wp:cNvGraphicFramePr>
+              <a:graphicFrameLocks xmlns:a="http://schemas.openxmlformats.org/drawingml/2006/main" noChangeAspect="1"/>
+            </wp:cNvGraphicFramePr>
+            <a:graphic xmlns:a="http://schemas.openxmlformats.org/drawingml/2006/main">
+              <a:graphicData uri="http://schemas.openxmlformats.org/drawingml/2006/picture">
+                <pic:pic xmlns:pic="http://schemas.openxmlformats.org/drawingml/2006/picture">
+                  <pic:nvPicPr>
+                    <pic:cNvPr id="0" name="Picture 1"/>
+                    <pic:cNvPicPr>
+                      <a:picLocks noChangeAspect="1" noChangeArrowheads="1"/>
+                    </pic:cNvPicPr>
+                  </pic:nvPicPr>
+                  <pic:blipFill>
+                    <a:blip r:embed="rId6">
+                      <a:extLst>
+                        <a:ext uri="{28A0092B-C50C-407E-A947-70E740481C1C}">
+                          <a14:useLocalDpi xmlns:a14="http://schemas.microsoft.com/office/drawing/2010/main" val="0"/>
+                        </a:ext>
+                      </a:extLst>
+                    </a:blip>
+                    <a:srcRect/>
+                    <a:stretch>
+                      <a:fillRect/>
+                    </a:stretch>
+                  </pic:blipFill>
+                  <pic:spPr bwMode="auto">
+                    <a:xfrm>
+                      <a:off x="0" y="0"/>
+                      <a:ext cx="6898139" cy="4473891"/>
+                    </a:xfrm>
+                    <a:prstGeom prst="rect">
+                      <a:avLst/>
+                    </a:prstGeom>
+                    <a:noFill/>
+                    <a:ln>
+                      <a:noFill/>
+                    </a:ln>
+                  </pic:spPr>
+                </pic:pic>
+              </a:graphicData>
+            </a:graphic>
+          </wp:inline>
+        </w:drawing>
+      </w:r>
     </w:p>
     <w:sectPr>
       <w:pgSz w:w="11906" w:h="16838"/>
